--- a/docs/Note_de_concept_TefesSat.docx
+++ b/docs/Note_de_concept_TefesSat.docx
@@ -2205,7 +2205,17 @@
         <w:t xml:space="preserve">rupture</w:t>
       </w:r>
       <w:r>
-        <w:t xml:space="preserve"> : la projection ne prolonge pas ce saut et ne part que des dates suivantes. Un tronçon sans au moins 4 dates sur 3 ans, avec une mesure récente, est marqué « non évalué ».</w:t>
+        <w:t xml:space="preserve"> : la projection ne prolonge pas ce saut et ne part que des dates suivantes. </w:t>
+      </w:r>
+      <w:r>
+        <w:rPr>
+          <w:b/>
+          <w:bCs/>
+        </w:rPr>
+        <w:t xml:space="preserve">Zone de la digue :</w:t>
+      </w:r>
+      <w:r>
+        <w:t xml:space="preserve"> de Goxu Mbacc au quai de pêche de Guet Ndar, la côte a brusquement avancé pendant les travaux de 2021–2022 ; la projection n’y utilise que les dates postérieures aux travaux. Un tronçon sans au moins 4 dates sur 3 ans, avec une mesure récente, est marqué « non évalué ».</w:t>
       </w:r>
     </w:p>
     <w:p>
@@ -2780,10 +2790,10 @@
         </w:tblBorders>
       </w:tblPr>
       <w:tblGrid>
+        <w:gridCol w:w="2400"/>
+        <w:gridCol w:w="3000"/>
         <w:gridCol w:w="2500"/>
-        <w:gridCol w:w="3300"/>
-        <w:gridCol w:w="2300"/>
-        <w:gridCol w:w="1992"/>
+        <w:gridCol w:w="2192"/>
       </w:tblGrid>
       <w:tr>
         <w:trPr>
@@ -2791,7 +2801,7 @@
         </w:trPr>
         <w:tc>
           <w:tcPr>
-            <w:tcW w:type="dxa" w:w="2500"/>
+            <w:tcW w:type="dxa" w:w="2400"/>
             <w:tcBorders>
               <w:top w:val="single" w:color="CFDCD9" w:sz="4"/>
               <w:left w:val="single" w:color="CFDCD9" w:sz="4"/>
@@ -2821,7 +2831,7 @@
         </w:tc>
         <w:tc>
           <w:tcPr>
-            <w:tcW w:type="dxa" w:w="3300"/>
+            <w:tcW w:type="dxa" w:w="3000"/>
             <w:tcBorders>
               <w:top w:val="single" w:color="CFDCD9" w:sz="4"/>
               <w:left w:val="single" w:color="CFDCD9" w:sz="4"/>
@@ -2851,7 +2861,7 @@
         </w:tc>
         <w:tc>
           <w:tcPr>
-            <w:tcW w:type="dxa" w:w="2300"/>
+            <w:tcW w:type="dxa" w:w="2500"/>
             <w:tcBorders>
               <w:top w:val="single" w:color="CFDCD9" w:sz="4"/>
               <w:left w:val="single" w:color="CFDCD9" w:sz="4"/>
@@ -2881,7 +2891,7 @@
         </w:tc>
         <w:tc>
           <w:tcPr>
-            <w:tcW w:type="dxa" w:w="1992"/>
+            <w:tcW w:type="dxa" w:w="2192"/>
             <w:tcBorders>
               <w:top w:val="single" w:color="CFDCD9" w:sz="4"/>
               <w:left w:val="single" w:color="CFDCD9" w:sz="4"/>
@@ -2916,6 +2926,64 @@
         </w:trPr>
         <w:tc>
           <w:tcPr>
+            <w:tcW w:type="dxa" w:w="2400"/>
+            <w:tcBorders>
+              <w:top w:val="single" w:color="CFDCD9" w:sz="4"/>
+              <w:left w:val="single" w:color="CFDCD9" w:sz="4"/>
+              <w:bottom w:val="single" w:color="CFDCD9" w:sz="4"/>
+              <w:right w:val="single" w:color="CFDCD9" w:sz="4"/>
+            </w:tcBorders>
+            <w:tcMar>
+              <w:top w:type="dxa" w:w="50"/>
+              <w:left w:type="dxa" w:w="90"/>
+              <w:bottom w:type="dxa" w:w="50"/>
+              <w:right w:type="dxa" w:w="90"/>
+            </w:tcMar>
+          </w:tcPr>
+          <w:p>
+            <w:pPr>
+              <w:jc w:val="left"/>
+            </w:pPr>
+            <w:r>
+              <w:rPr>
+                <w:sz w:val="19"/>
+                <w:szCs w:val="19"/>
+              </w:rPr>
+              <w:t xml:space="preserve">Hydrobase sud</w:t>
+            </w:r>
+          </w:p>
+        </w:tc>
+        <w:tc>
+          <w:tcPr>
+            <w:tcW w:type="dxa" w:w="3000"/>
+            <w:tcBorders>
+              <w:top w:val="single" w:color="CFDCD9" w:sz="4"/>
+              <w:left w:val="single" w:color="CFDCD9" w:sz="4"/>
+              <w:bottom w:val="single" w:color="CFDCD9" w:sz="4"/>
+              <w:right w:val="single" w:color="CFDCD9" w:sz="4"/>
+            </w:tcBorders>
+            <w:tcMar>
+              <w:top w:type="dxa" w:w="50"/>
+              <w:left w:type="dxa" w:w="90"/>
+              <w:bottom w:type="dxa" w:w="50"/>
+              <w:right w:type="dxa" w:w="90"/>
+            </w:tcMar>
+          </w:tcPr>
+          <w:p>
+            <w:pPr>
+              <w:jc w:val="left"/>
+            </w:pPr>
+            <w:r>
+              <w:rPr>
+                <w:sz w:val="19"/>
+                <w:szCs w:val="19"/>
+              </w:rPr>
+              <w:t xml:space="preserve">Recul de 6 à 7,5 m/an</w:t>
+            </w:r>
+          </w:p>
+        </w:tc>
+        <w:tc>
+          <w:tcPr>
             <w:tcW w:type="dxa" w:w="2500"/>
             <w:tcBorders>
               <w:top w:val="single" w:color="CFDCD9" w:sz="4"/>
@@ -2939,71 +3007,13 @@
                 <w:sz w:val="19"/>
                 <w:szCs w:val="19"/>
               </w:rPr>
-              <w:t xml:space="preserve">Hydrobase sud</w:t>
-            </w:r>
-          </w:p>
-        </w:tc>
-        <w:tc>
-          <w:tcPr>
-            <w:tcW w:type="dxa" w:w="3300"/>
-            <w:tcBorders>
-              <w:top w:val="single" w:color="CFDCD9" w:sz="4"/>
-              <w:left w:val="single" w:color="CFDCD9" w:sz="4"/>
-              <w:bottom w:val="single" w:color="CFDCD9" w:sz="4"/>
-              <w:right w:val="single" w:color="CFDCD9" w:sz="4"/>
-            </w:tcBorders>
-            <w:tcMar>
-              <w:top w:type="dxa" w:w="50"/>
-              <w:left w:type="dxa" w:w="90"/>
-              <w:bottom w:type="dxa" w:w="50"/>
-              <w:right w:type="dxa" w:w="90"/>
-            </w:tcMar>
-          </w:tcPr>
-          <w:p>
-            <w:pPr>
-              <w:jc w:val="left"/>
-            </w:pPr>
-            <w:r>
-              <w:rPr>
-                <w:sz w:val="19"/>
-                <w:szCs w:val="19"/>
-              </w:rPr>
-              <w:t xml:space="preserve">Recul de 6 à 7,5 m/an</w:t>
-            </w:r>
-          </w:p>
-        </w:tc>
-        <w:tc>
-          <w:tcPr>
-            <w:tcW w:type="dxa" w:w="2300"/>
-            <w:tcBorders>
-              <w:top w:val="single" w:color="CFDCD9" w:sz="4"/>
-              <w:left w:val="single" w:color="CFDCD9" w:sz="4"/>
-              <w:bottom w:val="single" w:color="CFDCD9" w:sz="4"/>
-              <w:right w:val="single" w:color="CFDCD9" w:sz="4"/>
-            </w:tcBorders>
-            <w:tcMar>
-              <w:top w:type="dxa" w:w="50"/>
-              <w:left w:type="dxa" w:w="90"/>
-              <w:bottom w:type="dxa" w:w="50"/>
-              <w:right w:type="dxa" w:w="90"/>
-            </w:tcMar>
-          </w:tcPr>
-          <w:p>
-            <w:pPr>
-              <w:jc w:val="left"/>
-            </w:pPr>
-            <w:r>
-              <w:rPr>
-                <w:sz w:val="19"/>
-                <w:szCs w:val="19"/>
-              </w:rPr>
-              <w:t xml:space="preserve">≈ 75 m</w:t>
-            </w:r>
-          </w:p>
-        </w:tc>
-        <w:tc>
-          <w:tcPr>
-            <w:tcW w:type="dxa" w:w="1992"/>
+              <w:t xml:space="preserve">≈ 75 m (pire cas : ≈ 18 m)</w:t>
+            </w:r>
+          </w:p>
+        </w:tc>
+        <w:tc>
+          <w:tcPr>
+            <w:tcW w:type="dxa" w:w="2192"/>
             <w:tcBorders>
               <w:top w:val="single" w:color="CFDCD9" w:sz="4"/>
               <w:left w:val="single" w:color="CFDCD9" w:sz="4"/>
@@ -3035,7 +3045,7 @@
                 <w:sz w:val="19"/>
                 <w:szCs w:val="19"/>
               </w:rPr>
-              <w:t xml:space="preserve"> (± 35 m)</w:t>
+              <w:t xml:space="preserve"> ; dans le pire cas, des maisons peuvent être atteintes</w:t>
             </w:r>
           </w:p>
         </w:tc>
@@ -3046,6 +3056,66 @@
         </w:trPr>
         <w:tc>
           <w:tcPr>
+            <w:tcW w:type="dxa" w:w="2400"/>
+            <w:tcBorders>
+              <w:top w:val="single" w:color="CFDCD9" w:sz="4"/>
+              <w:left w:val="single" w:color="CFDCD9" w:sz="4"/>
+              <w:bottom w:val="single" w:color="CFDCD9" w:sz="4"/>
+              <w:right w:val="single" w:color="CFDCD9" w:sz="4"/>
+            </w:tcBorders>
+            <w:shd w:fill="F5F9F8" w:color="auto" w:val="clear"/>
+            <w:tcMar>
+              <w:top w:type="dxa" w:w="50"/>
+              <w:left w:type="dxa" w:w="90"/>
+              <w:bottom w:type="dxa" w:w="50"/>
+              <w:right w:type="dxa" w:w="90"/>
+            </w:tcMar>
+          </w:tcPr>
+          <w:p>
+            <w:pPr>
+              <w:jc w:val="left"/>
+            </w:pPr>
+            <w:r>
+              <w:rPr>
+                <w:sz w:val="19"/>
+                <w:szCs w:val="19"/>
+              </w:rPr>
+              <w:t xml:space="preserve">Guéthie – Tassinère (face à la brèche)</w:t>
+            </w:r>
+          </w:p>
+        </w:tc>
+        <w:tc>
+          <w:tcPr>
+            <w:tcW w:type="dxa" w:w="3000"/>
+            <w:tcBorders>
+              <w:top w:val="single" w:color="CFDCD9" w:sz="4"/>
+              <w:left w:val="single" w:color="CFDCD9" w:sz="4"/>
+              <w:bottom w:val="single" w:color="CFDCD9" w:sz="4"/>
+              <w:right w:val="single" w:color="CFDCD9" w:sz="4"/>
+            </w:tcBorders>
+            <w:shd w:fill="F5F9F8" w:color="auto" w:val="clear"/>
+            <w:tcMar>
+              <w:top w:type="dxa" w:w="50"/>
+              <w:left w:type="dxa" w:w="90"/>
+              <w:bottom w:type="dxa" w:w="50"/>
+              <w:right w:type="dxa" w:w="90"/>
+            </w:tcMar>
+          </w:tcPr>
+          <w:p>
+            <w:pPr>
+              <w:jc w:val="left"/>
+            </w:pPr>
+            <w:r>
+              <w:rPr>
+                <w:sz w:val="19"/>
+                <w:szCs w:val="19"/>
+              </w:rPr>
+              <w:t xml:space="preserve">Rupture entre 2019 et 2021 (la langue de sable disparaît), puis recul de 20 à 60 m/an</w:t>
+            </w:r>
+          </w:p>
+        </w:tc>
+        <w:tc>
+          <w:tcPr>
             <w:tcW w:type="dxa" w:w="2500"/>
             <w:tcBorders>
               <w:top w:val="single" w:color="CFDCD9" w:sz="4"/>
@@ -3070,73 +3140,13 @@
                 <w:sz w:val="19"/>
                 <w:szCs w:val="19"/>
               </w:rPr>
-              <w:t xml:space="preserve">Guéthie – Tassinère (face à la brèche)</w:t>
-            </w:r>
-          </w:p>
-        </w:tc>
-        <w:tc>
-          <w:tcPr>
-            <w:tcW w:type="dxa" w:w="3300"/>
-            <w:tcBorders>
-              <w:top w:val="single" w:color="CFDCD9" w:sz="4"/>
-              <w:left w:val="single" w:color="CFDCD9" w:sz="4"/>
-              <w:bottom w:val="single" w:color="CFDCD9" w:sz="4"/>
-              <w:right w:val="single" w:color="CFDCD9" w:sz="4"/>
-            </w:tcBorders>
-            <w:shd w:fill="F5F9F8" w:color="auto" w:val="clear"/>
-            <w:tcMar>
-              <w:top w:type="dxa" w:w="50"/>
-              <w:left w:type="dxa" w:w="90"/>
-              <w:bottom w:type="dxa" w:w="50"/>
-              <w:right w:type="dxa" w:w="90"/>
-            </w:tcMar>
-          </w:tcPr>
-          <w:p>
-            <w:pPr>
-              <w:jc w:val="left"/>
-            </w:pPr>
-            <w:r>
-              <w:rPr>
-                <w:sz w:val="19"/>
-                <w:szCs w:val="19"/>
-              </w:rPr>
-              <w:t xml:space="preserve">Rupture entre 2019 et 2021 (la langue de sable disparaît), puis recul de 20 à 60 m/an</w:t>
-            </w:r>
-          </w:p>
-        </w:tc>
-        <w:tc>
-          <w:tcPr>
-            <w:tcW w:type="dxa" w:w="2300"/>
-            <w:tcBorders>
-              <w:top w:val="single" w:color="CFDCD9" w:sz="4"/>
-              <w:left w:val="single" w:color="CFDCD9" w:sz="4"/>
-              <w:bottom w:val="single" w:color="CFDCD9" w:sz="4"/>
-              <w:right w:val="single" w:color="CFDCD9" w:sz="4"/>
-            </w:tcBorders>
-            <w:shd w:fill="F5F9F8" w:color="auto" w:val="clear"/>
-            <w:tcMar>
-              <w:top w:type="dxa" w:w="50"/>
-              <w:left w:type="dxa" w:w="90"/>
-              <w:bottom w:type="dxa" w:w="50"/>
-              <w:right w:type="dxa" w:w="90"/>
-            </w:tcMar>
-          </w:tcPr>
-          <w:p>
-            <w:pPr>
-              <w:jc w:val="left"/>
-            </w:pPr>
-            <w:r>
-              <w:rPr>
-                <w:sz w:val="19"/>
-                <w:szCs w:val="19"/>
-              </w:rPr>
-              <w:t xml:space="preserve">≈ 200 m</w:t>
-            </w:r>
-          </w:p>
-        </w:tc>
-        <w:tc>
-          <w:tcPr>
-            <w:tcW w:type="dxa" w:w="1992"/>
+              <w:t xml:space="preserve">≈ 200 m, mais projection très incertaine : dans le pire cas, maisons atteintes dès 2030</w:t>
+            </w:r>
+          </w:p>
+        </w:tc>
+        <w:tc>
+          <w:tcPr>
+            <w:tcW w:type="dxa" w:w="2192"/>
             <w:tcBorders>
               <w:top w:val="single" w:color="CFDCD9" w:sz="4"/>
               <w:left w:val="single" w:color="CFDCD9" w:sz="4"/>
@@ -3180,6 +3190,64 @@
         </w:trPr>
         <w:tc>
           <w:tcPr>
+            <w:tcW w:type="dxa" w:w="2400"/>
+            <w:tcBorders>
+              <w:top w:val="single" w:color="CFDCD9" w:sz="4"/>
+              <w:left w:val="single" w:color="CFDCD9" w:sz="4"/>
+              <w:bottom w:val="single" w:color="CFDCD9" w:sz="4"/>
+              <w:right w:val="single" w:color="CFDCD9" w:sz="4"/>
+            </w:tcBorders>
+            <w:tcMar>
+              <w:top w:type="dxa" w:w="50"/>
+              <w:left w:type="dxa" w:w="90"/>
+              <w:bottom w:type="dxa" w:w="50"/>
+              <w:right w:type="dxa" w:w="90"/>
+            </w:tcMar>
+          </w:tcPr>
+          <w:p>
+            <w:pPr>
+              <w:jc w:val="left"/>
+            </w:pPr>
+            <w:r>
+              <w:rPr>
+                <w:sz w:val="19"/>
+                <w:szCs w:val="19"/>
+              </w:rPr>
+              <w:t xml:space="preserve">Guet Ndar, Ndar Toute, Santhiaba, Goxu Mbacc (zone de la digue)</w:t>
+            </w:r>
+          </w:p>
+        </w:tc>
+        <w:tc>
+          <w:tcPr>
+            <w:tcW w:type="dxa" w:w="3000"/>
+            <w:tcBorders>
+              <w:top w:val="single" w:color="CFDCD9" w:sz="4"/>
+              <w:left w:val="single" w:color="CFDCD9" w:sz="4"/>
+              <w:bottom w:val="single" w:color="CFDCD9" w:sz="4"/>
+              <w:right w:val="single" w:color="CFDCD9" w:sz="4"/>
+            </w:tcBorders>
+            <w:tcMar>
+              <w:top w:type="dxa" w:w="50"/>
+              <w:left w:type="dxa" w:w="90"/>
+              <w:bottom w:type="dxa" w:w="50"/>
+              <w:right w:type="dxa" w:w="90"/>
+            </w:tcMar>
+          </w:tcPr>
+          <w:p>
+            <w:pPr>
+              <w:jc w:val="left"/>
+            </w:pPr>
+            <w:r>
+              <w:rPr>
+                <w:sz w:val="19"/>
+                <w:szCs w:val="19"/>
+              </w:rPr>
+              <w:t xml:space="preserve">Avancée de la plage pendant les travaux ; trop peu d’images depuis pour projeter</w:t>
+            </w:r>
+          </w:p>
+        </w:tc>
+        <w:tc>
+          <w:tcPr>
             <w:tcW w:type="dxa" w:w="2500"/>
             <w:tcBorders>
               <w:top w:val="single" w:color="CFDCD9" w:sz="4"/>
@@ -3203,94 +3271,36 @@
                 <w:sz w:val="19"/>
                 <w:szCs w:val="19"/>
               </w:rPr>
-              <w:t xml:space="preserve">Guet Ndar, Ndar Toute, Santhiaba</w:t>
-            </w:r>
-          </w:p>
-        </w:tc>
-        <w:tc>
-          <w:tcPr>
-            <w:tcW w:type="dxa" w:w="3300"/>
-            <w:tcBorders>
-              <w:top w:val="single" w:color="CFDCD9" w:sz="4"/>
-              <w:left w:val="single" w:color="CFDCD9" w:sz="4"/>
-              <w:bottom w:val="single" w:color="CFDCD9" w:sz="4"/>
-              <w:right w:val="single" w:color="CFDCD9" w:sz="4"/>
-            </w:tcBorders>
-            <w:tcMar>
-              <w:top w:type="dxa" w:w="50"/>
-              <w:left w:type="dxa" w:w="90"/>
-              <w:bottom w:type="dxa" w:w="50"/>
-              <w:right w:type="dxa" w:w="90"/>
-            </w:tcMar>
-          </w:tcPr>
-          <w:p>
-            <w:pPr>
-              <w:jc w:val="left"/>
-            </w:pPr>
-            <w:r>
-              <w:rPr>
-                <w:sz w:val="19"/>
-                <w:szCs w:val="19"/>
-              </w:rPr>
-              <w:t xml:space="preserve">Avancée de 9 à 11 m/an (effet de la digue)</w:t>
-            </w:r>
-          </w:p>
-        </w:tc>
-        <w:tc>
-          <w:tcPr>
-            <w:tcW w:type="dxa" w:w="2300"/>
-            <w:tcBorders>
-              <w:top w:val="single" w:color="CFDCD9" w:sz="4"/>
-              <w:left w:val="single" w:color="CFDCD9" w:sz="4"/>
-              <w:bottom w:val="single" w:color="CFDCD9" w:sz="4"/>
-              <w:right w:val="single" w:color="CFDCD9" w:sz="4"/>
-            </w:tcBorders>
-            <w:tcMar>
-              <w:top w:type="dxa" w:w="50"/>
-              <w:left w:type="dxa" w:w="90"/>
-              <w:bottom w:type="dxa" w:w="50"/>
-              <w:right w:type="dxa" w:w="90"/>
-            </w:tcMar>
-          </w:tcPr>
-          <w:p>
-            <w:pPr>
-              <w:jc w:val="left"/>
-            </w:pPr>
-            <w:r>
-              <w:rPr>
-                <w:sz w:val="19"/>
-                <w:szCs w:val="19"/>
-              </w:rPr>
-              <w:t xml:space="preserve">≈ 130 m</w:t>
-            </w:r>
-          </w:p>
-        </w:tc>
-        <w:tc>
-          <w:tcPr>
-            <w:tcW w:type="dxa" w:w="1992"/>
-            <w:tcBorders>
-              <w:top w:val="single" w:color="CFDCD9" w:sz="4"/>
-              <w:left w:val="single" w:color="CFDCD9" w:sz="4"/>
-              <w:bottom w:val="single" w:color="CFDCD9" w:sz="4"/>
-              <w:right w:val="single" w:color="CFDCD9" w:sz="4"/>
-            </w:tcBorders>
-            <w:tcMar>
-              <w:top w:type="dxa" w:w="50"/>
-              <w:left w:type="dxa" w:w="90"/>
-              <w:bottom w:type="dxa" w:w="50"/>
-              <w:right w:type="dxa" w:w="90"/>
-            </w:tcMar>
-          </w:tcPr>
-          <w:p>
-            <w:pPr>
-              <w:jc w:val="left"/>
-            </w:pPr>
-            <w:r>
-              <w:rPr>
-                <w:sz w:val="19"/>
-                <w:szCs w:val="19"/>
-              </w:rPr>
-              <w:t xml:space="preserve">≈ 175 m</w:t>
+              <w:t xml:space="preserve">Non projeté. Aujourd’hui (2025) : 70 à 90 m entre la mer et les premières maisons</w:t>
+            </w:r>
+          </w:p>
+        </w:tc>
+        <w:tc>
+          <w:tcPr>
+            <w:tcW w:type="dxa" w:w="2192"/>
+            <w:tcBorders>
+              <w:top w:val="single" w:color="CFDCD9" w:sz="4"/>
+              <w:left w:val="single" w:color="CFDCD9" w:sz="4"/>
+              <w:bottom w:val="single" w:color="CFDCD9" w:sz="4"/>
+              <w:right w:val="single" w:color="CFDCD9" w:sz="4"/>
+            </w:tcBorders>
+            <w:tcMar>
+              <w:top w:type="dxa" w:w="50"/>
+              <w:left w:type="dxa" w:w="90"/>
+              <w:bottom w:type="dxa" w:w="50"/>
+              <w:right w:type="dxa" w:w="90"/>
+            </w:tcMar>
+          </w:tcPr>
+          <w:p>
+            <w:pPr>
+              <w:jc w:val="left"/>
+            </w:pPr>
+            <w:r>
+              <w:rPr>
+                <w:sz w:val="19"/>
+                <w:szCs w:val="19"/>
+              </w:rPr>
+              <w:t xml:space="preserve">Non projeté</w:t>
             </w:r>
           </w:p>
         </w:tc>
@@ -3326,7 +3336,7 @@
         <w:t xml:space="preserve">marge</w:t>
       </w:r>
       <w:r>
-        <w:t xml:space="preserve"> : environ 10 m à Guéthie et 50 m à Hydrobase en 2035.</w:t>
+        <w:t xml:space="preserve"> : environ 10 m à Guéthie et 50 m à Hydrobase en 2035. Le « pire cas » retire de la marge l’incertitude de la projection à 95 %.</w:t>
       </w:r>
     </w:p>
     <w:p>
@@ -3460,7 +3470,7 @@
         <w:t xml:space="preserve">Projection :</w:t>
       </w:r>
       <w:r>
-        <w:t xml:space="preserve"> elle prolonge la tendance actuelle ; elle s’arrête à 2035 et ne prédit pas une tempête. 43 tronçons sont « non évalués » plutôt que de donner un chiffre faux.</w:t>
+        <w:t xml:space="preserve"> elle prolonge la tendance actuelle ; elle s’arrête à 2035 et ne prédit pas une tempête. Sa marge d’erreur est d’environ ± 35 m en 2030 sur la plupart des secteurs, mais de plusieurs centaines de mètres face à la brèche. 154 tronçons sur 712 sont « non évalués » plutôt que de donner un chiffre faux : 111 dans la zone influencée par la digue (pas assez d’images depuis les travaux) et 43 dont la série est trop courte.</w:t>
       </w:r>
     </w:p>
     <w:p>

--- a/docs/Note_de_concept_TefesSat.docx
+++ b/docs/Note_de_concept_TefesSat.docx
@@ -435,6 +435,163 @@
         </w:tc>
       </w:tr>
     </w:tbl>
+    <w:p>
+      <w:pPr>
+        <w:keepNext/>
+        <w:pBdr>
+          <w:top w:val="single" w:color="0B7A6F" w:sz="16" w:space="6"/>
+          <w:bottom w:val="single" w:color="0B7A6F" w:sz="16" w:space="6"/>
+          <w:left w:val="single" w:color="0B7A6F" w:sz="16" w:space="6"/>
+          <w:right w:val="single" w:color="0B7A6F" w:sz="16" w:space="6"/>
+        </w:pBdr>
+        <w:shd w:fill="E6F3F1" w:color="auto" w:val="clear"/>
+        <w:spacing w:before="160" w:after="0"/>
+      </w:pPr>
+      <w:r>
+        <w:rPr>
+          <w:b/>
+          <w:bCs/>
+          <w:color w:val="0B7A6F"/>
+          <w:sz w:val="24"/>
+          <w:szCs w:val="24"/>
+        </w:rPr>
+        <w:t xml:space="preserve">En bref</w:t>
+      </w:r>
+    </w:p>
+    <w:p>
+      <w:pPr>
+        <w:pStyle w:val="ListParagraph"/>
+        <w:keepNext/>
+        <w:numPr>
+          <w:ilvl w:val="0"/>
+          <w:numId w:val="2"/>
+        </w:numPr>
+        <w:pBdr>
+          <w:top w:val="single" w:color="0B7A6F" w:sz="16" w:space="6"/>
+          <w:bottom w:val="single" w:color="0B7A6F" w:sz="16" w:space="6"/>
+          <w:left w:val="single" w:color="0B7A6F" w:sz="16" w:space="6"/>
+          <w:right w:val="single" w:color="0B7A6F" w:sz="16" w:space="6"/>
+        </w:pBdr>
+        <w:shd w:fill="E6F3F1" w:color="auto" w:val="clear"/>
+        <w:spacing w:after="40"/>
+      </w:pPr>
+      <w:r>
+        <w:rPr>
+          <w:b/>
+          <w:bCs/>
+        </w:rPr>
+        <w:t xml:space="preserve">La digue de Guet Ndar fonctionne, et on le voit depuis l’espace :</w:t>
+      </w:r>
+      <w:r>
+        <w:t xml:space="preserve"> derrière elle, la côte a avancé de </w:t>
+      </w:r>
+      <w:r>
+        <w:rPr>
+          <w:b/>
+          <w:bCs/>
+        </w:rPr>
+        <w:t xml:space="preserve">+78 m</w:t>
+      </w:r>
+      <w:r>
+        <w:t xml:space="preserve"> depuis les travaux de 2021–2022, contre </w:t>
+      </w:r>
+      <w:r>
+        <w:rPr>
+          <w:b/>
+          <w:bCs/>
+        </w:rPr>
+        <w:t xml:space="preserve">−9 m</w:t>
+      </w:r>
+      <w:r>
+        <w:t xml:space="preserve"> juste à côté, sans digue.</w:t>
+      </w:r>
+    </w:p>
+    <w:p>
+      <w:pPr>
+        <w:pStyle w:val="ListParagraph"/>
+        <w:keepNext/>
+        <w:numPr>
+          <w:ilvl w:val="0"/>
+          <w:numId w:val="2"/>
+        </w:numPr>
+        <w:pBdr>
+          <w:top w:val="single" w:color="0B7A6F" w:sz="16" w:space="6"/>
+          <w:bottom w:val="single" w:color="0B7A6F" w:sz="16" w:space="6"/>
+          <w:left w:val="single" w:color="0B7A6F" w:sz="16" w:space="6"/>
+          <w:right w:val="single" w:color="0B7A6F" w:sz="16" w:space="6"/>
+        </w:pBdr>
+        <w:shd w:fill="E6F3F1" w:color="auto" w:val="clear"/>
+        <w:spacing w:after="40"/>
+      </w:pPr>
+      <w:r>
+        <w:rPr>
+          <w:b/>
+          <w:bCs/>
+        </w:rPr>
+        <w:t xml:space="preserve">Le danger s’est déplacé vers le sud :</w:t>
+      </w:r>
+      <w:r>
+        <w:t xml:space="preserve"> si la tendance continue, la mer serait en 2035 à </w:t>
+      </w:r>
+      <w:r>
+        <w:rPr>
+          <w:b/>
+          <w:bCs/>
+        </w:rPr>
+        <w:t xml:space="preserve">environ 50 m</w:t>
+      </w:r>
+      <w:r>
+        <w:t xml:space="preserve"> des premières maisons à Hydrobase et à </w:t>
+      </w:r>
+      <w:r>
+        <w:rPr>
+          <w:b/>
+          <w:bCs/>
+        </w:rPr>
+        <w:t xml:space="preserve">environ 10 m</w:t>
+      </w:r>
+      <w:r>
+        <w:t xml:space="preserve"> à Guéthie, face à la brèche.</w:t>
+      </w:r>
+    </w:p>
+    <w:p>
+      <w:pPr>
+        <w:pStyle w:val="ListParagraph"/>
+        <w:keepNext w:val="false"/>
+        <w:numPr>
+          <w:ilvl w:val="0"/>
+          <w:numId w:val="2"/>
+        </w:numPr>
+        <w:pBdr>
+          <w:top w:val="single" w:color="0B7A6F" w:sz="16" w:space="6"/>
+          <w:bottom w:val="single" w:color="0B7A6F" w:sz="16" w:space="6"/>
+          <w:left w:val="single" w:color="0B7A6F" w:sz="16" w:space="6"/>
+          <w:right w:val="single" w:color="0B7A6F" w:sz="16" w:space="6"/>
+        </w:pBdr>
+        <w:shd w:fill="E6F3F1" w:color="auto" w:val="clear"/>
+        <w:spacing w:after="160"/>
+      </w:pPr>
+      <w:r>
+        <w:rPr>
+          <w:b/>
+          <w:bCs/>
+        </w:rPr>
+        <w:t xml:space="preserve">Il reste une fenêtre pour agir :</w:t>
+      </w:r>
+      <w:r>
+        <w:t xml:space="preserve"> en 2030, la mer serait encore à </w:t>
+      </w:r>
+      <w:r>
+        <w:rPr>
+          <w:b/>
+          <w:bCs/>
+        </w:rPr>
+        <w:t xml:space="preserve">environ 200 m</w:t>
+      </w:r>
+      <w:r>
+        <w:t xml:space="preserve"> des maisons de Guéthie. Notre suivi par tronçon de 50 m dit à la mairie où agir en premier.</w:t>
+      </w:r>
+    </w:p>
     <w:p>
       <w:pPr>
         <w:pStyle w:val="Heading2"/>
@@ -3467,10 +3624,49 @@
           <w:b/>
           <w:bCs/>
         </w:rPr>
+        <w:t xml:space="preserve">Couverture :</w:t>
+      </w:r>
+      <w:r>
+        <w:t xml:space="preserve"> les 712 tronçons mesurés ont tous un historique de la position de la côte ; </w:t>
+      </w:r>
+      <w:r>
+        <w:rPr>
+          <w:b/>
+          <w:bCs/>
+        </w:rPr>
+        <w:t xml:space="preserve">558 (78 %) sont projetés</w:t>
+      </w:r>
+      <w:r>
+        <w:t xml:space="preserve"> en 2030 et 2035. Les 154 autres sont marqués « non évalué », car </w:t>
+      </w:r>
+      <w:r>
+        <w:rPr>
+          <w:b/>
+          <w:bCs/>
+        </w:rPr>
+        <w:t xml:space="preserve">nous préférons ne pas donner de chiffre plutôt qu’un chiffre faux</w:t>
+      </w:r>
+      <w:r>
+        <w:t xml:space="preserve"> : 111 sont derrière la digue (seulement 3 images depuis les travaux ; nous y donnons la distance mer – maisons mesurée aujourd’hui, 70 à 90 m) et 43 sont dans la brèche, où la côte se déplace par sauts.</w:t>
+      </w:r>
+    </w:p>
+    <w:p>
+      <w:pPr>
+        <w:pStyle w:val="ListParagraph"/>
+        <w:numPr>
+          <w:ilvl w:val="0"/>
+          <w:numId w:val="2"/>
+        </w:numPr>
+      </w:pPr>
+      <w:r>
+        <w:rPr>
+          <w:b/>
+          <w:bCs/>
+        </w:rPr>
         <w:t xml:space="preserve">Projection :</w:t>
       </w:r>
       <w:r>
-        <w:t xml:space="preserve"> elle prolonge la tendance actuelle ; elle s’arrête à 2035 et ne prédit pas une tempête. Sa marge d’erreur est d’environ ± 35 m en 2030 sur la plupart des secteurs, mais de plusieurs centaines de mètres face à la brèche. 154 tronçons sur 712 sont « non évalués » plutôt que de donner un chiffre faux : 111 dans la zone influencée par la digue (pas assez d’images depuis les travaux) et 43 dont la série est trop courte.</w:t>
+        <w:t xml:space="preserve"> elle prolonge la tendance actuelle ; elle s’arrête à 2035 et ne prédit pas une tempête. Sa marge d’erreur est d’environ ± 35 m en 2030 sur la plupart des secteurs, mais de plusieurs centaines de mètres face à la brèche.</w:t>
       </w:r>
     </w:p>
     <w:p>

--- a/docs/Note_de_concept_TefesSat.docx
+++ b/docs/Note_de_concept_TefesSat.docx
@@ -305,7 +305,7 @@
                 <w:sz w:val="20"/>
                 <w:szCs w:val="20"/>
               </w:rPr>
-              <w:t xml:space="preserve">2016 – 2025 : une image Sentinel-2 de saison sèche par an (10 dates, du 14 janvier 2016 au 6 janvier 2025)</w:t>
+              <w:t xml:space="preserve">2015 – 2025 : une image Sentinel-2 de saison sèche par an sur toute la côte (10 dates), et 372 dates au nord (Hydrobase – Goxu Mbacc) extraites avec CoastSat</w:t>
             </w:r>
           </w:p>
         </w:tc>
@@ -531,14 +531,14 @@
         <w:t xml:space="preserve">Le danger s’est déplacé vers le sud :</w:t>
       </w:r>
       <w:r>
-        <w:t xml:space="preserve"> si la tendance continue, la mer serait en 2035 à </w:t>
-      </w:r>
-      <w:r>
-        <w:rPr>
-          <w:b/>
-          <w:bCs/>
-        </w:rPr>
-        <w:t xml:space="preserve">environ 50 m</w:t>
+        <w:t xml:space="preserve"> au sud d’Hydrobase, la côte recule de 7 à 10 m par an ; si la tendance continue, la mer serait en 2035 à </w:t>
+      </w:r>
+      <w:r>
+        <w:rPr>
+          <w:b/>
+          <w:bCs/>
+        </w:rPr>
+        <w:t xml:space="preserve">environ 25 m</w:t>
       </w:r>
       <w:r>
         <w:t xml:space="preserve"> des premières maisons à Hydrobase et à </w:t>
@@ -1625,7 +1625,7 @@
                 <w:sz w:val="19"/>
                 <w:szCs w:val="19"/>
               </w:rPr>
-              <w:t xml:space="preserve">Trait de côte (indice MNDWI)</w:t>
+              <w:t xml:space="preserve">Trait de côte sur toute la côte (indice MNDWI, notre script)</w:t>
             </w:r>
           </w:p>
         </w:tc>
@@ -1660,7 +1660,7 @@
                 <w:sz w:val="19"/>
                 <w:szCs w:val="19"/>
               </w:rPr>
-              <w:t xml:space="preserve">Sentinel-1 RTC (Copernicus)</w:t>
+              <w:t xml:space="preserve">Sentinel-2 via CoastSat</w:t>
             </w:r>
           </w:p>
         </w:tc>
@@ -1720,7 +1720,7 @@
                 <w:sz w:val="19"/>
                 <w:szCs w:val="19"/>
               </w:rPr>
-              <w:t xml:space="preserve">3 dates : 2019, 2023, 2025</w:t>
+              <w:t xml:space="preserve">372 dates, 2015 – 2025, nord de la zone</w:t>
             </w:r>
           </w:p>
         </w:tc>
@@ -1750,7 +1750,7 @@
                 <w:sz w:val="19"/>
                 <w:szCs w:val="19"/>
               </w:rPr>
-              <w:t xml:space="preserve">Contrôle indépendant du trait de côte (radar)</w:t>
+              <w:t xml:space="preserve">Série dense au nord (zone de la digue, Hydrobase) et contrôle indépendant</w:t>
             </w:r>
           </w:p>
         </w:tc>
@@ -1784,7 +1784,7 @@
                 <w:sz w:val="19"/>
                 <w:szCs w:val="19"/>
               </w:rPr>
-              <w:t xml:space="preserve">Copernicus DEM GLO-30</w:t>
+              <w:t xml:space="preserve">Sentinel-1 RTC (Copernicus)</w:t>
             </w:r>
           </w:p>
         </w:tc>
@@ -1813,7 +1813,7 @@
                 <w:sz w:val="19"/>
                 <w:szCs w:val="19"/>
               </w:rPr>
-              <w:t xml:space="preserve">30 m</w:t>
+              <w:t xml:space="preserve">10 m</w:t>
             </w:r>
           </w:p>
         </w:tc>
@@ -1842,7 +1842,7 @@
                 <w:sz w:val="19"/>
                 <w:szCs w:val="19"/>
               </w:rPr>
-              <w:t xml:space="preserve">Acquisitions 2011 – 2015</w:t>
+              <w:t xml:space="preserve">3 dates : 2019, 2023, 2025</w:t>
             </w:r>
           </w:p>
         </w:tc>
@@ -1871,7 +1871,7 @@
                 <w:sz w:val="19"/>
                 <w:szCs w:val="19"/>
               </w:rPr>
-              <w:t xml:space="preserve">Hauteur de la crête de dune</w:t>
+              <w:t xml:space="preserve">Contrôle indépendant du trait de côte (radar)</w:t>
             </w:r>
           </w:p>
         </w:tc>
@@ -1906,7 +1906,7 @@
                 <w:sz w:val="19"/>
                 <w:szCs w:val="19"/>
               </w:rPr>
-              <w:t xml:space="preserve">WorldPop 2025 (version contrainte)</w:t>
+              <w:t xml:space="preserve">Copernicus DEM GLO-30</w:t>
             </w:r>
           </w:p>
         </w:tc>
@@ -1936,7 +1936,7 @@
                 <w:sz w:val="19"/>
                 <w:szCs w:val="19"/>
               </w:rPr>
-              <w:t xml:space="preserve">100 m</w:t>
+              <w:t xml:space="preserve">30 m</w:t>
             </w:r>
           </w:p>
         </w:tc>
@@ -1966,7 +1966,7 @@
                 <w:sz w:val="19"/>
                 <w:szCs w:val="19"/>
               </w:rPr>
-              <w:t xml:space="preserve">2025</w:t>
+              <w:t xml:space="preserve">Acquisitions 2011 – 2015</w:t>
             </w:r>
           </w:p>
         </w:tc>
@@ -1996,7 +1996,7 @@
                 <w:sz w:val="19"/>
                 <w:szCs w:val="19"/>
               </w:rPr>
-              <w:t xml:space="preserve">Habitants par bâtiment</w:t>
+              <w:t xml:space="preserve">Hauteur de la crête de dune</w:t>
             </w:r>
           </w:p>
         </w:tc>
@@ -2030,7 +2030,7 @@
                 <w:sz w:val="19"/>
                 <w:szCs w:val="19"/>
               </w:rPr>
-              <w:t xml:space="preserve">OpenStreetMap</w:t>
+              <w:t xml:space="preserve">WorldPop 2025 (version contrainte)</w:t>
             </w:r>
           </w:p>
         </w:tc>
@@ -2059,7 +2059,7 @@
                 <w:sz w:val="19"/>
                 <w:szCs w:val="19"/>
               </w:rPr>
-              <w:t xml:space="preserve">–</w:t>
+              <w:t xml:space="preserve">100 m</w:t>
             </w:r>
           </w:p>
         </w:tc>
@@ -2088,7 +2088,7 @@
                 <w:sz w:val="19"/>
                 <w:szCs w:val="19"/>
               </w:rPr>
-              <w:t xml:space="preserve">Extrait d’octobre 2026</w:t>
+              <w:t xml:space="preserve">2025</w:t>
             </w:r>
           </w:p>
         </w:tc>
@@ -2117,7 +2117,7 @@
                 <w:sz w:val="19"/>
                 <w:szCs w:val="19"/>
               </w:rPr>
-              <w:t xml:space="preserve">Bâtiments, écoles, mosquées, postes de santé, noms de quartiers</w:t>
+              <w:t xml:space="preserve">Habitants par bâtiment</w:t>
             </w:r>
           </w:p>
         </w:tc>
@@ -2152,6 +2152,130 @@
                 <w:sz w:val="19"/>
                 <w:szCs w:val="19"/>
               </w:rPr>
+              <w:t xml:space="preserve">OpenStreetMap</w:t>
+            </w:r>
+          </w:p>
+        </w:tc>
+        <w:tc>
+          <w:tcPr>
+            <w:tcW w:type="dxa" w:w="1300"/>
+            <w:tcBorders>
+              <w:top w:val="single" w:color="CFDCD9" w:sz="4"/>
+              <w:left w:val="single" w:color="CFDCD9" w:sz="4"/>
+              <w:bottom w:val="single" w:color="CFDCD9" w:sz="4"/>
+              <w:right w:val="single" w:color="CFDCD9" w:sz="4"/>
+            </w:tcBorders>
+            <w:shd w:fill="F5F9F8" w:color="auto" w:val="clear"/>
+            <w:tcMar>
+              <w:top w:type="dxa" w:w="50"/>
+              <w:left w:type="dxa" w:w="90"/>
+              <w:bottom w:type="dxa" w:w="50"/>
+              <w:right w:type="dxa" w:w="90"/>
+            </w:tcMar>
+          </w:tcPr>
+          <w:p>
+            <w:pPr>
+              <w:jc w:val="left"/>
+            </w:pPr>
+            <w:r>
+              <w:rPr>
+                <w:sz w:val="19"/>
+                <w:szCs w:val="19"/>
+              </w:rPr>
+              <w:t xml:space="preserve">–</w:t>
+            </w:r>
+          </w:p>
+        </w:tc>
+        <w:tc>
+          <w:tcPr>
+            <w:tcW w:type="dxa" w:w="2400"/>
+            <w:tcBorders>
+              <w:top w:val="single" w:color="CFDCD9" w:sz="4"/>
+              <w:left w:val="single" w:color="CFDCD9" w:sz="4"/>
+              <w:bottom w:val="single" w:color="CFDCD9" w:sz="4"/>
+              <w:right w:val="single" w:color="CFDCD9" w:sz="4"/>
+            </w:tcBorders>
+            <w:shd w:fill="F5F9F8" w:color="auto" w:val="clear"/>
+            <w:tcMar>
+              <w:top w:type="dxa" w:w="50"/>
+              <w:left w:type="dxa" w:w="90"/>
+              <w:bottom w:type="dxa" w:w="50"/>
+              <w:right w:type="dxa" w:w="90"/>
+            </w:tcMar>
+          </w:tcPr>
+          <w:p>
+            <w:pPr>
+              <w:jc w:val="left"/>
+            </w:pPr>
+            <w:r>
+              <w:rPr>
+                <w:sz w:val="19"/>
+                <w:szCs w:val="19"/>
+              </w:rPr>
+              <w:t xml:space="preserve">Extrait d’octobre 2026</w:t>
+            </w:r>
+          </w:p>
+        </w:tc>
+        <w:tc>
+          <w:tcPr>
+            <w:tcW w:type="dxa" w:w="3792"/>
+            <w:tcBorders>
+              <w:top w:val="single" w:color="CFDCD9" w:sz="4"/>
+              <w:left w:val="single" w:color="CFDCD9" w:sz="4"/>
+              <w:bottom w:val="single" w:color="CFDCD9" w:sz="4"/>
+              <w:right w:val="single" w:color="CFDCD9" w:sz="4"/>
+            </w:tcBorders>
+            <w:shd w:fill="F5F9F8" w:color="auto" w:val="clear"/>
+            <w:tcMar>
+              <w:top w:type="dxa" w:w="50"/>
+              <w:left w:type="dxa" w:w="90"/>
+              <w:bottom w:type="dxa" w:w="50"/>
+              <w:right w:type="dxa" w:w="90"/>
+            </w:tcMar>
+          </w:tcPr>
+          <w:p>
+            <w:pPr>
+              <w:jc w:val="left"/>
+            </w:pPr>
+            <w:r>
+              <w:rPr>
+                <w:sz w:val="19"/>
+                <w:szCs w:val="19"/>
+              </w:rPr>
+              <w:t xml:space="preserve">Bâtiments, écoles, mosquées, postes de santé, noms de quartiers</w:t>
+            </w:r>
+          </w:p>
+        </w:tc>
+      </w:tr>
+      <w:tr>
+        <w:trPr>
+          <w:cantSplit/>
+        </w:trPr>
+        <w:tc>
+          <w:tcPr>
+            <w:tcW w:type="dxa" w:w="2600"/>
+            <w:tcBorders>
+              <w:top w:val="single" w:color="CFDCD9" w:sz="4"/>
+              <w:left w:val="single" w:color="CFDCD9" w:sz="4"/>
+              <w:bottom w:val="single" w:color="CFDCD9" w:sz="4"/>
+              <w:right w:val="single" w:color="CFDCD9" w:sz="4"/>
+            </w:tcBorders>
+            <w:tcMar>
+              <w:top w:type="dxa" w:w="50"/>
+              <w:left w:type="dxa" w:w="90"/>
+              <w:bottom w:type="dxa" w:w="50"/>
+              <w:right w:type="dxa" w:w="90"/>
+            </w:tcMar>
+          </w:tcPr>
+          <w:p>
+            <w:pPr>
+              <w:jc w:val="left"/>
+            </w:pPr>
+            <w:r>
+              <w:rPr>
+                <w:sz w:val="19"/>
+                <w:szCs w:val="19"/>
+              </w:rPr>
               <w:t xml:space="preserve">Google Open Buildings et Microsoft</w:t>
             </w:r>
           </w:p>
@@ -2165,7 +2289,6 @@
               <w:bottom w:val="single" w:color="CFDCD9" w:sz="4"/>
               <w:right w:val="single" w:color="CFDCD9" w:sz="4"/>
             </w:tcBorders>
-            <w:shd w:fill="F5F9F8" w:color="auto" w:val="clear"/>
             <w:tcMar>
               <w:top w:type="dxa" w:w="50"/>
               <w:left w:type="dxa" w:w="90"/>
@@ -2195,7 +2318,6 @@
               <w:bottom w:val="single" w:color="CFDCD9" w:sz="4"/>
               <w:right w:val="single" w:color="CFDCD9" w:sz="4"/>
             </w:tcBorders>
-            <w:shd w:fill="F5F9F8" w:color="auto" w:val="clear"/>
             <w:tcMar>
               <w:top w:type="dxa" w:w="50"/>
               <w:left w:type="dxa" w:w="90"/>
@@ -2225,7 +2347,6 @@
               <w:bottom w:val="single" w:color="CFDCD9" w:sz="4"/>
               <w:right w:val="single" w:color="CFDCD9" w:sz="4"/>
             </w:tcBorders>
-            <w:shd w:fill="F5F9F8" w:color="auto" w:val="clear"/>
             <w:tcMar>
               <w:top w:type="dxa" w:w="50"/>
               <w:left w:type="dxa" w:w="90"/>
@@ -2295,7 +2416,7 @@
         <w:t xml:space="preserve">Trait de côte.</w:t>
       </w:r>
       <w:r>
-        <w:t xml:space="preserve"> Sur chaque image, l’indice MNDWI (bandes verte et infrarouge B03, B11) sépare l’eau du sable ; un seuil d’Otsu, calculé automatiquement pour chaque image, donne la limite. On garde la première terre rencontrée en venant de l’océan, avec une position à l’intérieur du pixel.</w:t>
+        <w:t xml:space="preserve"> Sur chaque image, l’indice MNDWI (bandes verte et infrarouge B03, B11) sépare l’eau du sable ; un seuil d’Otsu, calculé automatiquement pour chaque image, donne la limite. On garde la première terre rencontrée en venant de l’océan, avec une position à l’intérieur du pixel. Au nord (Hydrobase – Goxu Mbacc), nous utilisons les 372 traits de côte extraits avec l’outil CoastSat, beaucoup plus nombreux ; au sud, les nôtres.</w:t>
       </w:r>
     </w:p>
     <w:p>
@@ -3135,7 +3256,7 @@
                 <w:sz w:val="19"/>
                 <w:szCs w:val="19"/>
               </w:rPr>
-              <w:t xml:space="preserve">Recul de 6 à 7,5 m/an</w:t>
+              <w:t xml:space="preserve">Recul de 7 à 10 m/an (environ 360 images par tronçon)</w:t>
             </w:r>
           </w:p>
         </w:tc>
@@ -3164,7 +3285,7 @@
                 <w:sz w:val="19"/>
                 <w:szCs w:val="19"/>
               </w:rPr>
-              <w:t xml:space="preserve">≈ 75 m (pire cas : ≈ 18 m)</w:t>
+              <w:t xml:space="preserve">≈ 60 m (pire cas : ≈ 55 m)</w:t>
             </w:r>
           </w:p>
         </w:tc>
@@ -3195,14 +3316,14 @@
                 <w:sz w:val="19"/>
                 <w:szCs w:val="19"/>
               </w:rPr>
-              <w:t xml:space="preserve">≈ 50 m</w:t>
-            </w:r>
-            <w:r>
-              <w:rPr>
-                <w:sz w:val="19"/>
-                <w:szCs w:val="19"/>
-              </w:rPr>
-              <w:t xml:space="preserve"> ; dans le pire cas, des maisons peuvent être atteintes</w:t>
+              <w:t xml:space="preserve">≈ 25 m</w:t>
+            </w:r>
+            <w:r>
+              <w:rPr>
+                <w:sz w:val="19"/>
+                <w:szCs w:val="19"/>
+              </w:rPr>
+              <w:t xml:space="preserve"> (pire cas : ≈ 15 m)</w:t>
             </w:r>
           </w:p>
         </w:tc>
@@ -3399,7 +3520,7 @@
                 <w:sz w:val="19"/>
                 <w:szCs w:val="19"/>
               </w:rPr>
-              <w:t xml:space="preserve">Avancée de la plage pendant les travaux ; trop peu d’images depuis pour projeter</w:t>
+              <w:t xml:space="preserve">Depuis la fin des travaux, la plage avance encore d’environ 4 m/an (147 images depuis 2022)</w:t>
             </w:r>
           </w:p>
         </w:tc>
@@ -3428,7 +3549,7 @@
                 <w:sz w:val="19"/>
                 <w:szCs w:val="19"/>
               </w:rPr>
-              <w:t xml:space="preserve">Non projeté. Aujourd’hui (2025) : 70 à 90 m entre la mer et les premières maisons</w:t>
+              <w:t xml:space="preserve">≈ 80 à 190 m</w:t>
             </w:r>
           </w:p>
         </w:tc>
@@ -3457,7 +3578,7 @@
                 <w:sz w:val="19"/>
                 <w:szCs w:val="19"/>
               </w:rPr>
-              <w:t xml:space="preserve">Non projeté</w:t>
+              <w:t xml:space="preserve">≈ 90 à 250 m</w:t>
             </w:r>
           </w:p>
         </w:tc>
@@ -3493,7 +3614,7 @@
         <w:t xml:space="preserve">marge</w:t>
       </w:r>
       <w:r>
-        <w:t xml:space="preserve"> : environ 10 m à Guéthie et 50 m à Hydrobase en 2035. Le « pire cas » retire de la marge l’incertitude de la projection à 95 %.</w:t>
+        <w:t xml:space="preserve"> : environ 10 m à Guéthie et 25 m à Hydrobase en 2035. Le « pire cas » retire de la marge l’incertitude de la projection à 95 %.</w:t>
       </w:r>
     </w:p>
     <w:p>
@@ -3589,7 +3710,7 @@
         <w:t xml:space="preserve">Analyse de sensibilité :</w:t>
       </w:r>
       <w:r>
-        <w:t xml:space="preserve"> en changeant un réglage à la fois (seuil de rupture 100 à 200 m, 3 à 5 dates minimum, largeur de mesure de la dune 100 à 300 m, confiance des bâtiments Google 65 à 80 %), la marge mer – maisons en 2035 reste de 48 à 51 m à Hydrobase et de 9 à 13 m à Guéthie : ce résultat est solide. Le nombre de bâtiments atteints en 2035, lui, varie de 0 à 39 : nous le présentons comme un ordre de grandeur.</w:t>
+        <w:t xml:space="preserve"> en changeant un réglage à la fois (seuil de rupture 100 à 200 m, 3 à 5 dates minimum, largeur de mesure de la dune 100 à 300 m, confiance des bâtiments Google 65 à 80 %), la marge mer – maisons en 2035 reste de 23 m à Hydrobase dans tous les cas et de 9 à 13 m à Guéthie : ce résultat est solide. Le nombre de bâtiments atteints en 2035, lui, varie de 0 à 39 : nous le présentons comme un ordre de grandeur.</w:t>
       </w:r>
     </w:p>
     <w:p>
@@ -3624,30 +3745,10 @@
           <w:b/>
           <w:bCs/>
         </w:rPr>
-        <w:t xml:space="preserve">Couverture :</w:t>
-      </w:r>
-      <w:r>
-        <w:t xml:space="preserve"> les 712 tronçons mesurés ont tous un historique de la position de la côte ; </w:t>
-      </w:r>
-      <w:r>
-        <w:rPr>
-          <w:b/>
-          <w:bCs/>
-        </w:rPr>
-        <w:t xml:space="preserve">558 (78 %) sont projetés</w:t>
-      </w:r>
-      <w:r>
-        <w:t xml:space="preserve"> en 2030 et 2035. Les 154 autres sont marqués « non évalué », car </w:t>
-      </w:r>
-      <w:r>
-        <w:rPr>
-          <w:b/>
-          <w:bCs/>
-        </w:rPr>
-        <w:t xml:space="preserve">nous préférons ne pas donner de chiffre plutôt qu’un chiffre faux</w:t>
-      </w:r>
-      <w:r>
-        <w:t xml:space="preserve"> : 111 sont derrière la digue (seulement 3 images depuis les travaux ; nous y donnons la distance mer – maisons mesurée aujourd’hui, 70 à 90 m) et 43 sont dans la brèche, où la côte se déplace par sauts.</w:t>
+        <w:t xml:space="preserve">Deux méthodes indépendantes :</w:t>
+      </w:r>
+      <w:r>
+        <w:t xml:space="preserve"> sur les 10 dates communes, nos traits de côte et ceux de CoastSat concordent à 3 à 11 m près (écart médian, 201 tronçons) pour 9 dates, et à 21 m pour la dernière : moins de la taille d’un pixel.</w:t>
       </w:r>
     </w:p>
     <w:p>
@@ -3663,10 +3764,49 @@
           <w:b/>
           <w:bCs/>
         </w:rPr>
+        <w:t xml:space="preserve">Couverture :</w:t>
+      </w:r>
+      <w:r>
+        <w:t xml:space="preserve"> les 712 tronçons mesurés ont tous un historique de la position de la côte ; </w:t>
+      </w:r>
+      <w:r>
+        <w:rPr>
+          <w:b/>
+          <w:bCs/>
+        </w:rPr>
+        <w:t xml:space="preserve">658 (92 %) sont projetés</w:t>
+      </w:r>
+      <w:r>
+        <w:t xml:space="preserve"> en 2030 et 2035. Les 54 autres sont marqués « non évalué », car </w:t>
+      </w:r>
+      <w:r>
+        <w:rPr>
+          <w:b/>
+          <w:bCs/>
+        </w:rPr>
+        <w:t xml:space="preserve">nous préférons ne pas donner de chiffre plutôt qu’un chiffre faux</w:t>
+      </w:r>
+      <w:r>
+        <w:t xml:space="preserve"> : surtout dans la brèche, où la côte se déplace par sauts.</w:t>
+      </w:r>
+    </w:p>
+    <w:p>
+      <w:pPr>
+        <w:pStyle w:val="ListParagraph"/>
+        <w:numPr>
+          <w:ilvl w:val="0"/>
+          <w:numId w:val="2"/>
+        </w:numPr>
+      </w:pPr>
+      <w:r>
+        <w:rPr>
+          <w:b/>
+          <w:bCs/>
+        </w:rPr>
         <w:t xml:space="preserve">Projection :</w:t>
       </w:r>
       <w:r>
-        <w:t xml:space="preserve"> elle prolonge la tendance actuelle ; elle s’arrête à 2035 et ne prédit pas une tempête. Sa marge d’erreur est d’environ ± 35 m en 2030 sur la plupart des secteurs, mais de plusieurs centaines de mètres face à la brèche.</w:t>
+        <w:t xml:space="preserve"> elle prolonge la tendance actuelle ; elle s’arrête à 2035 et ne prédit pas une tempête. Sa marge d’erreur en 2030 est d’environ ± 10 m au nord (série CoastSat dense), ± 35 m ailleurs, et de plusieurs centaines de mètres face à la brèche.</w:t>
       </w:r>
     </w:p>
     <w:p>

--- a/docs/Note_de_concept_TefesSat.docx
+++ b/docs/Note_de_concept_TefesSat.docx
@@ -3619,23 +3619,64 @@
     </w:p>
     <w:p>
       <w:pPr>
-        <w:pBdr>
-          <w:top w:val="dashed" w:color="0B7A6F" w:sz="12" w:space="8"/>
-          <w:bottom w:val="dashed" w:color="0B7A6F" w:sz="12" w:space="8"/>
-          <w:left w:val="dashed" w:color="0B7A6F" w:sz="12" w:space="8"/>
-          <w:right w:val="dashed" w:color="0B7A6F" w:sz="12" w:space="8"/>
-        </w:pBdr>
-        <w:shd w:fill="E6F3F1" w:color="auto" w:val="clear"/>
-        <w:spacing w:before="120" w:after="120"/>
+        <w:keepNext/>
         <w:jc w:val="center"/>
       </w:pPr>
       <w:r>
-        <w:rPr>
-          <w:b/>
-          <w:bCs/>
-          <w:color w:val="0B7A6F"/>
-        </w:rPr>
-        <w:t xml:space="preserve">Figure 2 – Carte avant / après (2016 et 2025) – à insérer : carte réalisée par Abdoulaye DIOUF.</w:t>
+        <w:drawing>
+          <wp:inline distT="0" distB="0" distL="0" distR="0">
+            <wp:extent cx="5715000" cy="4352925"/>
+            <wp:effectExtent t="0" r="0" b="0" l="0"/>
+            <wp:docPr id="1" name="" descr="" title=""/>
+            <wp:cNvGraphicFramePr>
+              <a:graphicFrameLocks xmlns:a="http://schemas.openxmlformats.org/drawingml/2006/main" noChangeAspect="1"/>
+            </wp:cNvGraphicFramePr>
+            <a:graphic xmlns:a="http://schemas.openxmlformats.org/drawingml/2006/main">
+              <a:graphicData uri="http://schemas.openxmlformats.org/drawingml/2006/picture">
+                <pic:pic xmlns:pic="http://schemas.openxmlformats.org/drawingml/2006/picture">
+                  <pic:nvPicPr>
+                    <pic:cNvPr id="0" name="" descr=""/>
+                    <pic:cNvPicPr>
+                      <a:picLocks noChangeAspect="1" noChangeArrowheads="1"/>
+                    </pic:cNvPicPr>
+                  </pic:nvPicPr>
+                  <pic:blipFill>
+                    <a:blip r:embed="rId7" cstate="none"/>
+                    <a:srcRect/>
+                    <a:stretch>
+                      <a:fillRect/>
+                    </a:stretch>
+                  </pic:blipFill>
+                  <pic:spPr bwMode="auto">
+                    <a:xfrm>
+                      <a:off x="0" y="0"/>
+                      <a:ext cx="5715000" cy="4352925"/>
+                    </a:xfrm>
+                    <a:prstGeom prst="rect">
+                      <a:avLst/>
+                    </a:prstGeom>
+                  </pic:spPr>
+                </pic:pic>
+              </a:graphicData>
+            </a:graphic>
+          </wp:inline>
+        </w:drawing>
+      </w:r>
+    </w:p>
+    <w:p>
+      <w:pPr>
+        <w:spacing w:after="120"/>
+        <w:jc w:val="center"/>
+      </w:pPr>
+      <w:r>
+        <w:rPr>
+          <w:i/>
+          <w:iCs/>
+          <w:color w:val="5A6B70"/>
+          <w:sz w:val="18"/>
+          <w:szCs w:val="18"/>
+        </w:rPr>
+        <w:t xml:space="preserve">Figure 2 – Trait de côte en 2015 (bleu) et en 2025 (noir), du sud d’Hydrobase (tronçon 1) à Goxu Mbacc (tronçon 5) : en rouge la terre perdue au sud, en vert la plage gagnée derrière la digue. Sentinel-2, CoastSat (Abdoulaye DIOUF).</w:t>
       </w:r>
     </w:p>
     <w:p>

--- a/docs/Note_de_concept_TefesSat.docx
+++ b/docs/Note_de_concept_TefesSat.docx
@@ -531,7 +531,7 @@
         <w:t xml:space="preserve">Le danger s’est déplacé vers le sud :</w:t>
       </w:r>
       <w:r>
-        <w:t xml:space="preserve"> au sud d’Hydrobase, la côte recule de 7 à 10 m par an ; si la tendance continue, la mer serait en 2035 à </w:t>
+        <w:t xml:space="preserve"> au sud d’Hydrobase, la côte recule de 6 à 10 m par an ; si la tendance continue, la mer serait en 2035 à </w:t>
       </w:r>
       <w:r>
         <w:rPr>
@@ -1355,7 +1355,7 @@
         <w:t xml:space="preserve">tableau de bord web</w:t>
       </w:r>
       <w:r>
-        <w:t xml:space="preserve"> (prototype, en français et en wolof) permet de cliquer sur un tronçon pour voir sa fiche ; les écrans de prototype présentés seront signalés comme tels, et toutes les valeurs affichées viennent des données réellement analysées.</w:t>
+        <w:t xml:space="preserve">, prototype en ligne (https://dashboard-tefessat.netlify.app/), permet de cliquer sur un tronçon pour voir sa fiche ; toutes les valeurs affichées viennent des données réellement analysées.</w:t>
       </w:r>
     </w:p>
     <w:p>
@@ -1720,7 +1720,7 @@
                 <w:sz w:val="19"/>
                 <w:szCs w:val="19"/>
               </w:rPr>
-              <w:t xml:space="preserve">372 dates, 2015 – 2025, nord de la zone</w:t>
+              <w:t xml:space="preserve">372 traits au nord et 265 au sud, 2015 – 2025</w:t>
             </w:r>
           </w:p>
         </w:tc>
@@ -1750,7 +1750,7 @@
                 <w:sz w:val="19"/>
                 <w:szCs w:val="19"/>
               </w:rPr>
-              <w:t xml:space="preserve">Série dense au nord (zone de la digue, Hydrobase) et contrôle indépendant</w:t>
+              <w:t xml:space="preserve">Série dense (zone de la digue, Hydrobase, brèche) et contrôle indépendant</w:t>
             </w:r>
           </w:p>
         </w:tc>
@@ -2416,7 +2416,7 @@
         <w:t xml:space="preserve">Trait de côte.</w:t>
       </w:r>
       <w:r>
-        <w:t xml:space="preserve"> Sur chaque image, l’indice MNDWI (bandes verte et infrarouge B03, B11) sépare l’eau du sable ; un seuil d’Otsu, calculé automatiquement pour chaque image, donne la limite. On garde la première terre rencontrée en venant de l’océan, avec une position à l’intérieur du pixel. Au nord (Hydrobase – Goxu Mbacc), nous utilisons les 372 traits de côte extraits avec l’outil CoastSat, beaucoup plus nombreux ; au sud, les nôtres.</w:t>
+        <w:t xml:space="preserve"> Sur chaque image, l’indice MNDWI (bandes verte et infrarouge B03, B11) sépare l’eau du sable ; un seuil d’Otsu, calculé automatiquement pour chaque image, donne la limite. On garde la première terre rencontrée en venant de l’océan, avec une position à l’intérieur du pixel. Au nord (Hydrobase – Goxu Mbacc), nous utilisons les 372 traits de côte extraits avec l’outil CoastSat, beaucoup plus nombreux ; au sud, nos traits de côte et les 265 de CoastSat ensemble.</w:t>
       </w:r>
     </w:p>
     <w:p>
@@ -3256,7 +3256,7 @@
                 <w:sz w:val="19"/>
                 <w:szCs w:val="19"/>
               </w:rPr>
-              <w:t xml:space="preserve">Recul de 7 à 10 m/an (environ 360 images par tronçon)</w:t>
+              <w:t xml:space="preserve">Recul de 6 à 10 m/an (environ 360 images par tronçon)</w:t>
             </w:r>
           </w:p>
         </w:tc>
@@ -3789,7 +3789,7 @@
         <w:t xml:space="preserve">Deux méthodes indépendantes :</w:t>
       </w:r>
       <w:r>
-        <w:t xml:space="preserve"> sur les 10 dates communes, nos traits de côte et ceux de CoastSat concordent à 3 à 11 m près (écart médian, 201 tronçons) pour 9 dates, et à 21 m pour la dernière : moins de la taille d’un pixel.</w:t>
+        <w:t xml:space="preserve"> sur les 10 dates communes, nos traits de côte et ceux de CoastSat concordent à 3 à 11 m près (écart médian, jusqu’à 240 tronçons, au nord comme au sud) pour 9 dates, et à 21 m pour la dernière : de l’ordre de la taille d’un pixel.</w:t>
       </w:r>
     </w:p>
     <w:p>

--- a/docs/Note_de_concept_TefesSat.docx
+++ b/docs/Note_de_concept_TefesSat.docx
@@ -3789,7 +3789,7 @@
         <w:t xml:space="preserve">Deux méthodes indépendantes :</w:t>
       </w:r>
       <w:r>
-        <w:t xml:space="preserve"> sur les 10 dates communes, nos traits de côte et ceux de CoastSat concordent à 3 à 11 m près (écart médian, jusqu’à 240 tronçons, au nord comme au sud) pour 9 dates, et à 21 m pour la dernière : de l’ordre de la taille d’un pixel.</w:t>
+        <w:t xml:space="preserve"> sur les 10 dates communes, nos traits de côte et ceux de CoastSat concordent à 3 à 11 m près (écart médian, jusqu’à 240 tronçons, au nord comme au sud) pour 9 dates, et à 21 m pour la dernière : de l’ordre de la taille d’un pixel. Une classification par apprentissage automatique (Random Forest) a aussi été testée : elle confond l’écume des vagues avec la côte (13 à 73 m d’écart à CoastSat, contre 5 à 8 m pour notre seuil d’Otsu), d’où le choix de la méthode simple.</w:t>
       </w:r>
     </w:p>
     <w:p>
